--- a/lesson-2.docx
+++ b/lesson-2.docx
@@ -4,21 +4,87 @@
   <w:body>
     <w:p>
       <w:pPr>
-        <w:pStyle w:val="Heading2"/>
-        <w:rPr>
-          <w:lang w:val="ru-RU"/>
-        </w:rPr>
-      </w:pPr>
-      <w:r>
-        <w:rPr>
-          <w:lang w:val="ru-RU"/>
-        </w:rPr>
-        <w:t>Перед погружением в миф</w:t>
+        <w:rPr>
+          <w:lang w:val="ru-RU"/>
+        </w:rPr>
+      </w:pPr>
+      <w:r>
+        <w:rPr>
+          <w:lang w:val="ru-RU"/>
+        </w:rPr>
+        <w:t xml:space="preserve">#4 "Презумпция </w:t>
+      </w:r>
+      <w:proofErr w:type="spellStart"/>
+      <w:r>
+        <w:rPr>
+          <w:lang w:val="ru-RU"/>
+        </w:rPr>
+        <w:t>ненаивности</w:t>
+      </w:r>
+      <w:proofErr w:type="spellEnd"/>
+      <w:r>
+        <w:rPr>
+          <w:lang w:val="ru-RU"/>
+        </w:rPr>
+        <w:t xml:space="preserve">" </w:t>
       </w:r>
     </w:p>
     <w:p>
       <w:pPr>
         <w:rPr>
+          <w:lang w:val="ru-RU"/>
+        </w:rPr>
+      </w:pPr>
+      <w:r>
+        <w:rPr>
+          <w:lang w:val="ru-RU"/>
+        </w:rPr>
+        <w:t>#5 Базовый постулат мифологической картины мира: объекты мышления и объекты восприятия одинаково реальны</w:t>
+      </w:r>
+    </w:p>
+    <w:p>
+      <w:pPr>
+        <w:rPr>
+          <w:lang w:val="ru-RU"/>
+        </w:rPr>
+      </w:pPr>
+      <w:r>
+        <w:rPr>
+          <w:lang w:val="ru-RU"/>
+        </w:rPr>
+        <w:t>#6 Философия выделяется как отдельная традиция там, где отсутствует механизм конвертации знания в социальный статус</w:t>
+      </w:r>
+    </w:p>
+    <w:p>
+      <w:pPr>
+        <w:rPr>
+          <w:lang w:val="ru-RU"/>
+        </w:rPr>
+      </w:pPr>
+      <w:r>
+        <w:rPr>
+          <w:lang w:val="ru-RU"/>
+        </w:rPr>
+        <w:t>#7 Открытие пифагорейцами иррациональных чисел ставит под вопрос базовый постулат мифологии</w:t>
+      </w:r>
+    </w:p>
+    <w:p>
+      <w:pPr>
+        <w:pStyle w:val="Heading2"/>
+        <w:rPr>
+          <w:lang w:val="ru-RU"/>
+        </w:rPr>
+      </w:pPr>
+      <w:r>
+        <w:rPr>
+          <w:lang w:val="ru-RU"/>
+        </w:rPr>
+        <w:t>Перед погружением в миф</w:t>
+      </w:r>
+    </w:p>
+    <w:p>
+      <w:pPr>
+        <w:rPr>
           <w:rFonts w:ascii="Times New Roman" w:hAnsi="Times New Roman" w:cs="Times New Roman"/>
           <w:sz w:val="24"/>
           <w:szCs w:val="24"/>
@@ -238,7 +304,6 @@
         </w:rPr>
         <w:t xml:space="preserve"> или наивными</w:t>
       </w:r>
-      <w:proofErr w:type="gramStart"/>
       <w:r>
         <w:rPr>
           <w:rFonts w:ascii="Times New Roman" w:hAnsi="Times New Roman" w:cs="Times New Roman"/>
@@ -248,7 +313,6 @@
         </w:rPr>
         <w:t>.</w:t>
       </w:r>
-      <w:proofErr w:type="gramEnd"/>
       <w:r>
         <w:rPr>
           <w:rFonts w:ascii="Times New Roman" w:hAnsi="Times New Roman" w:cs="Times New Roman"/>
@@ -830,6 +894,7 @@
           <w:szCs w:val="24"/>
           <w:lang w:val="ru-RU"/>
         </w:rPr>
+        <w:lastRenderedPageBreak/>
         <w:t xml:space="preserve">В данном цикле лекций будет рассматриваться западная философия, то есть Эллада. </w:t>
       </w:r>
       <w:r>
@@ -1138,17 +1203,7 @@
           <w:szCs w:val="24"/>
           <w:lang w:val="ru-RU"/>
         </w:rPr>
-        <w:t xml:space="preserve"> по </w:t>
-      </w:r>
-      <w:r>
-        <w:rPr>
-          <w:rFonts w:ascii="Times New Roman" w:hAnsi="Times New Roman" w:cs="Times New Roman"/>
-          <w:sz w:val="24"/>
-          <w:szCs w:val="24"/>
-          <w:lang w:val="ru-RU"/>
-        </w:rPr>
-        <w:lastRenderedPageBreak/>
-        <w:t>сути — деструктивная фигура, потому что</w:t>
+        <w:t xml:space="preserve"> по сути — деструктивная фигура, потому что</w:t>
       </w:r>
       <w:r>
         <w:rPr>

--- a/lesson-2.docx
+++ b/lesson-2.docx
@@ -12,21 +12,19 @@
         <w:rPr>
           <w:lang w:val="ru-RU"/>
         </w:rPr>
-        <w:t xml:space="preserve">#4 "Презумпция </w:t>
-      </w:r>
-      <w:proofErr w:type="spellStart"/>
-      <w:r>
-        <w:rPr>
-          <w:lang w:val="ru-RU"/>
-        </w:rPr>
-        <w:t>ненаивности</w:t>
-      </w:r>
-      <w:proofErr w:type="spellEnd"/>
-      <w:r>
-        <w:rPr>
-          <w:lang w:val="ru-RU"/>
-        </w:rPr>
-        <w:t xml:space="preserve">" </w:t>
+        <w:t>#4</w:t>
+      </w:r>
+      <w:r>
+        <w:rPr>
+          <w:lang w:val="ru-RU"/>
+        </w:rPr>
+        <w:t>.</w:t>
+      </w:r>
+      <w:r>
+        <w:rPr>
+          <w:lang w:val="ru-RU"/>
+        </w:rPr>
+        <w:t xml:space="preserve"> "Презумпция ненаивности" </w:t>
       </w:r>
     </w:p>
     <w:p>
@@ -39,7 +37,16 @@
         <w:rPr>
           <w:lang w:val="ru-RU"/>
         </w:rPr>
-        <w:t>#5 Базовый постулат мифологической картины мира: объекты мышления и объекты восприятия одинаково реальны</w:t>
+        <w:t>#5</w:t>
+      </w:r>
+      <w:r>
+        <w:t>.</w:t>
+      </w:r>
+      <w:r>
+        <w:rPr>
+          <w:lang w:val="ru-RU"/>
+        </w:rPr>
+        <w:t xml:space="preserve"> Базовый постулат мифологической картины мира: объекты мышления и объекты восприятия одинаково реальны</w:t>
       </w:r>
     </w:p>
     <w:p>
@@ -52,7 +59,19 @@
         <w:rPr>
           <w:lang w:val="ru-RU"/>
         </w:rPr>
-        <w:t>#6 Философия выделяется как отдельная традиция там, где отсутствует механизм конвертации знания в социальный статус</w:t>
+        <w:t>#6</w:t>
+      </w:r>
+      <w:r>
+        <w:rPr>
+          <w:lang w:val="ru-RU"/>
+        </w:rPr>
+        <w:t>.</w:t>
+      </w:r>
+      <w:r>
+        <w:rPr>
+          <w:lang w:val="ru-RU"/>
+        </w:rPr>
+        <w:t xml:space="preserve"> Философия выделяется как отдельная традиция там, где отсутствует механизм конвертации знания в социальный статус</w:t>
       </w:r>
     </w:p>
     <w:p>
@@ -65,7 +84,19 @@
         <w:rPr>
           <w:lang w:val="ru-RU"/>
         </w:rPr>
-        <w:t>#7 Открытие пифагорейцами иррациональных чисел ставит под вопрос базовый постулат мифологии</w:t>
+        <w:t>#7</w:t>
+      </w:r>
+      <w:r>
+        <w:rPr>
+          <w:lang w:val="ru-RU"/>
+        </w:rPr>
+        <w:t>.</w:t>
+      </w:r>
+      <w:r>
+        <w:rPr>
+          <w:lang w:val="ru-RU"/>
+        </w:rPr>
+        <w:t xml:space="preserve"> Открытие пифагорейцами иррациональных чисел ставит под вопрос базовый постулат мифологии</w:t>
       </w:r>
     </w:p>
     <w:p>
@@ -262,21 +293,8 @@
           <w:szCs w:val="24"/>
           <w:lang w:val="ru-RU"/>
         </w:rPr>
-        <w:t xml:space="preserve"> </w:t>
-      </w:r>
-      <w:proofErr w:type="spellStart"/>
-      <w:r>
-        <w:rPr>
-          <w:rFonts w:ascii="Times New Roman" w:hAnsi="Times New Roman" w:cs="Times New Roman"/>
-          <w:i/>
-          <w:iCs/>
-          <w:sz w:val="24"/>
-          <w:szCs w:val="24"/>
-          <w:lang w:val="ru-RU"/>
-        </w:rPr>
-        <w:t>ненаивности</w:t>
-      </w:r>
-      <w:proofErr w:type="spellEnd"/>
+        <w:t xml:space="preserve"> ненаивности</w:t>
+      </w:r>
       <w:r>
         <w:rPr>
           <w:rFonts w:ascii="Times New Roman" w:hAnsi="Times New Roman" w:cs="Times New Roman"/>
@@ -379,7 +397,6 @@
           <w:szCs w:val="24"/>
         </w:rPr>
       </w:pPr>
-      <w:proofErr w:type="spellStart"/>
       <w:r>
         <w:rPr>
           <w:rFonts w:ascii="Times New Roman" w:hAnsi="Times New Roman" w:cs="Times New Roman"/>
@@ -388,31 +405,8 @@
           <w:sz w:val="24"/>
           <w:szCs w:val="24"/>
         </w:rPr>
-        <w:t>объекты</w:t>
-      </w:r>
-      <w:proofErr w:type="spellEnd"/>
-      <w:r>
-        <w:rPr>
-          <w:rFonts w:ascii="Times New Roman" w:hAnsi="Times New Roman" w:cs="Times New Roman"/>
-          <w:b/>
-          <w:bCs/>
-          <w:sz w:val="24"/>
-          <w:szCs w:val="24"/>
-        </w:rPr>
-        <w:t xml:space="preserve"> </w:t>
-      </w:r>
-      <w:proofErr w:type="spellStart"/>
-      <w:r>
-        <w:rPr>
-          <w:rFonts w:ascii="Times New Roman" w:hAnsi="Times New Roman" w:cs="Times New Roman"/>
-          <w:b/>
-          <w:bCs/>
-          <w:sz w:val="24"/>
-          <w:szCs w:val="24"/>
-        </w:rPr>
-        <w:t>восприятия</w:t>
-      </w:r>
-      <w:proofErr w:type="spellEnd"/>
+        <w:t>объекты восприятия</w:t>
+      </w:r>
     </w:p>
     <w:p>
       <w:pPr>
@@ -583,7 +577,6 @@
         </w:rPr>
         <w:t xml:space="preserve">латинское </w:t>
       </w:r>
-      <w:proofErr w:type="spellStart"/>
       <w:r>
         <w:rPr>
           <w:rFonts w:ascii="Times New Roman" w:hAnsi="Times New Roman" w:cs="Times New Roman"/>
@@ -592,18 +585,7 @@
           <w:szCs w:val="24"/>
           <w:lang w:val="ru-RU"/>
         </w:rPr>
-        <w:t>repraesentatio</w:t>
-      </w:r>
-      <w:proofErr w:type="spellEnd"/>
-      <w:r>
-        <w:rPr>
-          <w:rFonts w:ascii="Times New Roman" w:hAnsi="Times New Roman" w:cs="Times New Roman"/>
-          <w:bCs/>
-          <w:sz w:val="24"/>
-          <w:szCs w:val="24"/>
-          <w:lang w:val="ru-RU"/>
-        </w:rPr>
-        <w:t>)</w:t>
+        <w:t>repraesentatio)</w:t>
       </w:r>
       <w:r>
         <w:rPr>
@@ -777,7 +759,6 @@
           <w:szCs w:val="24"/>
         </w:rPr>
       </w:pPr>
-      <w:proofErr w:type="spellStart"/>
       <w:r>
         <w:rPr>
           <w:rFonts w:ascii="Times New Roman" w:hAnsi="Times New Roman" w:cs="Times New Roman"/>
@@ -786,7 +767,6 @@
         </w:rPr>
         <w:t>Китай</w:t>
       </w:r>
-      <w:proofErr w:type="spellEnd"/>
     </w:p>
     <w:p>
       <w:pPr>
@@ -800,7 +780,6 @@
           <w:szCs w:val="24"/>
         </w:rPr>
       </w:pPr>
-      <w:proofErr w:type="spellStart"/>
       <w:r>
         <w:rPr>
           <w:rFonts w:ascii="Times New Roman" w:hAnsi="Times New Roman" w:cs="Times New Roman"/>
@@ -809,7 +788,6 @@
         </w:rPr>
         <w:t>Индия</w:t>
       </w:r>
-      <w:proofErr w:type="spellEnd"/>
     </w:p>
     <w:p>
       <w:pPr>
@@ -823,59 +801,13 @@
           <w:szCs w:val="24"/>
         </w:rPr>
       </w:pPr>
-      <w:proofErr w:type="spellStart"/>
-      <w:r>
-        <w:rPr>
-          <w:rFonts w:ascii="Times New Roman" w:hAnsi="Times New Roman" w:cs="Times New Roman"/>
-          <w:sz w:val="24"/>
-          <w:szCs w:val="24"/>
-        </w:rPr>
-        <w:t>Эллада</w:t>
-      </w:r>
-      <w:proofErr w:type="spellEnd"/>
-      <w:r>
-        <w:rPr>
-          <w:rFonts w:ascii="Times New Roman" w:hAnsi="Times New Roman" w:cs="Times New Roman"/>
-          <w:sz w:val="24"/>
-          <w:szCs w:val="24"/>
-        </w:rPr>
-        <w:t xml:space="preserve"> (</w:t>
-      </w:r>
-      <w:proofErr w:type="spellStart"/>
-      <w:r>
-        <w:rPr>
-          <w:rFonts w:ascii="Times New Roman" w:hAnsi="Times New Roman" w:cs="Times New Roman"/>
-          <w:sz w:val="24"/>
-          <w:szCs w:val="24"/>
-        </w:rPr>
-        <w:t>Древняя</w:t>
-      </w:r>
-      <w:proofErr w:type="spellEnd"/>
-      <w:r>
-        <w:rPr>
-          <w:rFonts w:ascii="Times New Roman" w:hAnsi="Times New Roman" w:cs="Times New Roman"/>
-          <w:sz w:val="24"/>
-          <w:szCs w:val="24"/>
-        </w:rPr>
-        <w:t xml:space="preserve"> </w:t>
-      </w:r>
-      <w:proofErr w:type="spellStart"/>
-      <w:r>
-        <w:rPr>
-          <w:rFonts w:ascii="Times New Roman" w:hAnsi="Times New Roman" w:cs="Times New Roman"/>
-          <w:sz w:val="24"/>
-          <w:szCs w:val="24"/>
-        </w:rPr>
-        <w:t>Греция</w:t>
-      </w:r>
-      <w:proofErr w:type="spellEnd"/>
-      <w:r>
-        <w:rPr>
-          <w:rFonts w:ascii="Times New Roman" w:hAnsi="Times New Roman" w:cs="Times New Roman"/>
-          <w:sz w:val="24"/>
-          <w:szCs w:val="24"/>
-        </w:rPr>
-        <w:t>)</w:t>
+      <w:r>
+        <w:rPr>
+          <w:rFonts w:ascii="Times New Roman" w:hAnsi="Times New Roman" w:cs="Times New Roman"/>
+          <w:sz w:val="24"/>
+          <w:szCs w:val="24"/>
+        </w:rPr>
+        <w:t>Эллада (Древняя Греция)</w:t>
       </w:r>
     </w:p>
     <w:p>
@@ -982,7 +914,6 @@
         </w:rPr>
         <w:t xml:space="preserve"> (воина), вводя его в состояние </w:t>
       </w:r>
-      <w:proofErr w:type="spellStart"/>
       <w:r>
         <w:rPr>
           <w:rFonts w:ascii="Times New Roman" w:hAnsi="Times New Roman" w:cs="Times New Roman"/>
@@ -994,7 +925,6 @@
         </w:rPr>
         <w:t>эвдеймонии</w:t>
       </w:r>
-      <w:proofErr w:type="spellEnd"/>
       <w:r>
         <w:rPr>
           <w:rFonts w:ascii="Times New Roman" w:hAnsi="Times New Roman" w:cs="Times New Roman"/>
@@ -1004,45 +934,14 @@
         </w:rPr>
         <w:t xml:space="preserve"> (</w:t>
       </w:r>
-      <w:proofErr w:type="spellStart"/>
-      <w:r>
-        <w:rPr>
-          <w:rFonts w:ascii="Times New Roman" w:hAnsi="Times New Roman" w:cs="Times New Roman"/>
-          <w:sz w:val="24"/>
-          <w:szCs w:val="24"/>
-          <w:lang w:val="ru-RU"/>
-        </w:rPr>
-        <w:t>εὐδ</w:t>
-      </w:r>
-      <w:proofErr w:type="spellEnd"/>
-      <w:r>
-        <w:rPr>
-          <w:rFonts w:ascii="Times New Roman" w:hAnsi="Times New Roman" w:cs="Times New Roman"/>
-          <w:sz w:val="24"/>
-          <w:szCs w:val="24"/>
-          <w:lang w:val="ru-RU"/>
-        </w:rPr>
-        <w:t>α</w:t>
-      </w:r>
-      <w:proofErr w:type="spellStart"/>
-      <w:r>
-        <w:rPr>
-          <w:rFonts w:ascii="Times New Roman" w:hAnsi="Times New Roman" w:cs="Times New Roman"/>
-          <w:sz w:val="24"/>
-          <w:szCs w:val="24"/>
-          <w:lang w:val="ru-RU"/>
-        </w:rPr>
-        <w:t>ιμονί</w:t>
-      </w:r>
-      <w:proofErr w:type="spellEnd"/>
-      <w:r>
-        <w:rPr>
-          <w:rFonts w:ascii="Times New Roman" w:hAnsi="Times New Roman" w:cs="Times New Roman"/>
-          <w:sz w:val="24"/>
-          <w:szCs w:val="24"/>
-          <w:lang w:val="ru-RU"/>
-        </w:rPr>
-        <w:t>α</w:t>
+      <w:r>
+        <w:rPr>
+          <w:rFonts w:ascii="Times New Roman" w:hAnsi="Times New Roman" w:cs="Times New Roman"/>
+          <w:sz w:val="24"/>
+          <w:szCs w:val="24"/>
+          <w:lang w:val="ru-RU"/>
+        </w:rPr>
+        <w:t>εὐδαιμονία</w:t>
       </w:r>
       <w:r>
         <w:rPr>
@@ -1481,25 +1380,14 @@
         </w:rPr>
         <w:t>это сравнение одних сущностей с другими; для сравнения нужна мера, единица измерения (</w:t>
       </w:r>
-      <w:proofErr w:type="spellStart"/>
-      <w:r>
-        <w:rPr>
-          <w:rFonts w:ascii="Times New Roman" w:hAnsi="Times New Roman" w:cs="Times New Roman"/>
-          <w:sz w:val="24"/>
-          <w:szCs w:val="24"/>
-          <w:lang w:val="ru-RU"/>
-        </w:rPr>
-        <w:t>μόνος</w:t>
-      </w:r>
-      <w:proofErr w:type="spellEnd"/>
-      <w:r>
-        <w:rPr>
-          <w:rFonts w:ascii="Times New Roman" w:hAnsi="Times New Roman" w:cs="Times New Roman"/>
-          <w:sz w:val="24"/>
-          <w:szCs w:val="24"/>
-          <w:lang w:val="ru-RU"/>
-        </w:rPr>
-        <w:t xml:space="preserve"> </w:t>
+      <w:r>
+        <w:rPr>
+          <w:rFonts w:ascii="Times New Roman" w:hAnsi="Times New Roman" w:cs="Times New Roman"/>
+          <w:sz w:val="24"/>
+          <w:szCs w:val="24"/>
+          <w:lang w:val="ru-RU"/>
+        </w:rPr>
+        <w:t xml:space="preserve">μόνος </w:t>
       </w:r>
       <w:r>
         <w:rPr>
@@ -1510,7 +1398,6 @@
         </w:rPr>
         <w:t>[</w:t>
       </w:r>
-      <w:proofErr w:type="spellStart"/>
       <w:r>
         <w:rPr>
           <w:rFonts w:ascii="Times New Roman" w:hAnsi="Times New Roman" w:cs="Times New Roman"/>
@@ -1520,7 +1407,6 @@
         </w:rPr>
         <w:t>монас</w:t>
       </w:r>
-      <w:proofErr w:type="spellEnd"/>
       <w:r>
         <w:rPr>
           <w:rFonts w:ascii="Times New Roman" w:hAnsi="Times New Roman" w:cs="Times New Roman"/>
@@ -1577,7 +1463,6 @@
         </w:rPr>
         <w:t xml:space="preserve"> (</w:t>
       </w:r>
-      <w:proofErr w:type="spellStart"/>
       <w:r>
         <w:rPr>
           <w:rFonts w:ascii="Times New Roman" w:hAnsi="Times New Roman" w:cs="Times New Roman"/>
@@ -1587,7 +1472,6 @@
         </w:rPr>
         <w:t>κόσμος</w:t>
       </w:r>
-      <w:proofErr w:type="spellEnd"/>
       <w:r>
         <w:rPr>
           <w:rFonts w:ascii="Times New Roman" w:hAnsi="Times New Roman" w:cs="Times New Roman"/>
@@ -1626,25 +1510,14 @@
         </w:rPr>
         <w:t xml:space="preserve"> (</w:t>
       </w:r>
-      <w:proofErr w:type="spellStart"/>
-      <w:r>
-        <w:rPr>
-          <w:rFonts w:ascii="Times New Roman" w:hAnsi="Times New Roman" w:cs="Times New Roman"/>
-          <w:sz w:val="24"/>
-          <w:szCs w:val="24"/>
-          <w:lang w:val="ru-RU"/>
-        </w:rPr>
-        <w:t>ἁρμονί</w:t>
-      </w:r>
-      <w:proofErr w:type="spellEnd"/>
-      <w:r>
-        <w:rPr>
-          <w:rFonts w:ascii="Times New Roman" w:hAnsi="Times New Roman" w:cs="Times New Roman"/>
-          <w:sz w:val="24"/>
-          <w:szCs w:val="24"/>
-          <w:lang w:val="ru-RU"/>
-        </w:rPr>
-        <w:t>α</w:t>
+      <w:r>
+        <w:rPr>
+          <w:rFonts w:ascii="Times New Roman" w:hAnsi="Times New Roman" w:cs="Times New Roman"/>
+          <w:sz w:val="24"/>
+          <w:szCs w:val="24"/>
+          <w:lang w:val="ru-RU"/>
+        </w:rPr>
+        <w:t>ἁρμονία</w:t>
       </w:r>
       <w:r>
         <w:rPr>
@@ -1682,25 +1555,14 @@
         </w:rPr>
         <w:t xml:space="preserve">), где две любых сущности можно сравнить какой-то мерой. Такая концепция знания подтверждает мифологическое знание, потому что для арифметических операций мерой поначалу являются объекты материального мира (когда нас учат арифметике, элементарные операции сложения объясняют на яблоках. Таким образом абстрактная единица в уме сопоставляется с одним яблоком — </w:t>
       </w:r>
-      <w:proofErr w:type="spellStart"/>
-      <w:r>
-        <w:rPr>
-          <w:rFonts w:ascii="Times New Roman" w:hAnsi="Times New Roman" w:cs="Times New Roman"/>
-          <w:sz w:val="24"/>
-          <w:szCs w:val="24"/>
-          <w:lang w:val="ru-RU"/>
-        </w:rPr>
-        <w:t>ἁρμονί</w:t>
-      </w:r>
-      <w:proofErr w:type="spellEnd"/>
-      <w:r>
-        <w:rPr>
-          <w:rFonts w:ascii="Times New Roman" w:hAnsi="Times New Roman" w:cs="Times New Roman"/>
-          <w:sz w:val="24"/>
-          <w:szCs w:val="24"/>
-          <w:lang w:val="ru-RU"/>
-        </w:rPr>
-        <w:t>α</w:t>
+      <w:r>
+        <w:rPr>
+          <w:rFonts w:ascii="Times New Roman" w:hAnsi="Times New Roman" w:cs="Times New Roman"/>
+          <w:sz w:val="24"/>
+          <w:szCs w:val="24"/>
+          <w:lang w:val="ru-RU"/>
+        </w:rPr>
+        <w:t>ἁρμονία</w:t>
       </w:r>
       <w:r>
         <w:rPr>
